--- a/peticao.docx
+++ b/peticao.docx
@@ -13,7 +13,7 @@
           <w:b/>
           <w:sz w:val="22"/>
         </w:rPr>
-        <w:t>EXCELENTÍSSIMO(A) SENHOR(A) JUIZ(A) DA 24ªº VARA DO TRABALHO DE PORTO ALEGRE/RS</w:t>
+        <w:t>EXCELENTÍSSIMO(A) SENHOR(A) JUIZ(A) DA 10ª VARA DO TRABALHO DE PORTO ALEGRE/RS.</w:t>
       </w:r>
     </w:p>
     <w:p>
@@ -37,7 +37,7 @@
           <w:b/>
           <w:sz w:val="22"/>
         </w:rPr>
-        <w:t>Processo nº 434343434</w:t>
+        <w:t>Processo nº 0020199-45.2021.5.04.0010</w:t>
       </w:r>
     </w:p>
     <w:p>
@@ -52,7 +52,7 @@
     </w:p>
     <w:p>
       <w:pPr>
-        <w:spacing w:before="0" w:after="0" w:line="360" w:lineRule="auto"/>
+        <w:spacing w:before="0" w:after="0" w:line="276" w:lineRule="auto"/>
         <w:ind w:left="1701" w:firstLine="0"/>
         <w:jc w:val="both"/>
       </w:pPr>
@@ -62,7 +62,7 @@
           <w:b/>
           <w:sz w:val="22"/>
         </w:rPr>
-        <w:t>TIARAJU MATHYAS GUERREIRO</w:t>
+        <w:t>REJANE PEREIRA DA ROSA</w:t>
       </w:r>
       <w:r>
         <w:rPr>
@@ -70,7 +70,7 @@
           <w:b w:val="0"/>
           <w:sz w:val="22"/>
         </w:rPr>
-        <w:t xml:space="preserve">, por seus advogados signatários, vem, respeitosamente, à Douta e Elevada presença de Vossa Excelência, nos autos da reclamatória trabalhista que move em face de </w:t>
+        <w:t xml:space="preserve">, por seus advogados signatários, vem, respeitosamente, à Douta e Elevada presença de Vossa Excelência, nos autos da reclamação trabalhista que move em face de </w:t>
       </w:r>
       <w:r>
         <w:rPr>
@@ -78,7 +78,7 @@
           <w:b/>
           <w:sz w:val="22"/>
         </w:rPr>
-        <w:t>BANCO DO ESTADO DO RIO GRANDE DO SUL SA</w:t>
+        <w:t>BANCO DO ESTADO DO RIO GRANDE DO SUL S.A.</w:t>
       </w:r>
       <w:r>
         <w:rPr>
@@ -96,7 +96,7 @@
     </w:p>
     <w:p>
       <w:pPr>
-        <w:spacing w:before="0" w:after="0" w:line="360" w:lineRule="auto"/>
+        <w:spacing w:before="0" w:after="0" w:line="276" w:lineRule="auto"/>
         <w:ind w:firstLine="1701" w:left="0"/>
         <w:jc w:val="both"/>
       </w:pPr>
@@ -106,7 +106,7 @@
           <w:b w:val="0"/>
           <w:sz w:val="22"/>
         </w:rPr>
-        <w:t>Tendo em vista a intimação para apresentação de dados bancários, a parte autora vem informar os seguintes dados para fins de liberação de valores:</w:t>
+        <w:t>Em atenção ao despacho de ID b2f03ad, a parte autora vem informar os seguintes dados bancários de seus procuradores para fins de expedição de alvará e liberação de valores:</w:t>
       </w:r>
     </w:p>
     <w:p>
@@ -116,7 +116,7 @@
     </w:p>
     <w:p>
       <w:pPr>
-        <w:spacing w:before="0" w:after="0" w:line="360" w:lineRule="auto"/>
+        <w:spacing w:before="0" w:after="0" w:line="276" w:lineRule="auto"/>
         <w:ind w:firstLine="0" w:left="1701"/>
         <w:jc w:val="left"/>
       </w:pPr>
@@ -139,7 +139,7 @@
     </w:p>
     <w:p>
       <w:pPr>
-        <w:spacing w:before="0" w:after="0" w:line="360" w:lineRule="auto"/>
+        <w:spacing w:before="0" w:after="0" w:line="276" w:lineRule="auto"/>
         <w:ind w:firstLine="0" w:left="1701"/>
         <w:jc w:val="left"/>
       </w:pPr>
@@ -162,7 +162,7 @@
     </w:p>
     <w:p>
       <w:pPr>
-        <w:spacing w:before="0" w:after="0" w:line="360" w:lineRule="auto"/>
+        <w:spacing w:before="0" w:after="0" w:line="276" w:lineRule="auto"/>
         <w:ind w:firstLine="0" w:left="1701"/>
         <w:jc w:val="left"/>
       </w:pPr>
@@ -185,7 +185,7 @@
     </w:p>
     <w:p>
       <w:pPr>
-        <w:spacing w:before="0" w:after="0" w:line="360" w:lineRule="auto"/>
+        <w:spacing w:before="0" w:after="0" w:line="276" w:lineRule="auto"/>
         <w:ind w:firstLine="0" w:left="1701"/>
         <w:jc w:val="left"/>
       </w:pPr>
@@ -208,7 +208,7 @@
     </w:p>
     <w:p>
       <w:pPr>
-        <w:spacing w:before="0" w:after="0" w:line="360" w:lineRule="auto"/>
+        <w:spacing w:before="0" w:after="0" w:line="276" w:lineRule="auto"/>
         <w:ind w:firstLine="0" w:left="1701"/>
         <w:jc w:val="left"/>
       </w:pPr>
@@ -236,7 +236,7 @@
     </w:p>
     <w:p>
       <w:pPr>
-        <w:spacing w:before="0" w:after="0" w:line="360" w:lineRule="auto"/>
+        <w:spacing w:before="0" w:after="0" w:line="276" w:lineRule="auto"/>
         <w:ind w:firstLine="1701" w:left="0"/>
         <w:jc w:val="both"/>
       </w:pPr>
@@ -261,7 +261,7 @@
     </w:p>
     <w:p>
       <w:pPr>
-        <w:spacing w:before="0" w:after="0" w:line="360" w:lineRule="auto"/>
+        <w:spacing w:before="0" w:after="0" w:line="276" w:lineRule="auto"/>
         <w:ind w:firstLine="1701" w:left="0"/>
         <w:jc w:val="left"/>
       </w:pPr>
@@ -276,7 +276,7 @@
     </w:p>
     <w:p>
       <w:pPr>
-        <w:spacing w:before="0" w:after="0" w:line="360" w:lineRule="auto"/>
+        <w:spacing w:before="0" w:after="0" w:line="276" w:lineRule="auto"/>
         <w:ind w:firstLine="1701" w:left="0"/>
         <w:jc w:val="left"/>
       </w:pPr>
